--- a/Pricing_Forecast_Assessment_Report.docx
+++ b/Pricing_Forecast_Assessment_Report.docx
@@ -661,6 +661,75 @@
         <w:t>.</w:t>
       </w:r>
     </w:p>
+    <w:p>
+      <w:pPr>
+        <w:rPr>
+          <w:color w:val="8064A2" w:themeColor="accent4"/>
+        </w:rPr>
+      </w:pPr>
+      <w:r>
+        <w:rPr>
+          <w:color w:val="8064A2" w:themeColor="accent4"/>
+        </w:rPr>
+        <w:t xml:space="preserve">The data analysis and </w:t>
+      </w:r>
+      <w:proofErr w:type="gramStart"/>
+      <w:r>
+        <w:rPr>
+          <w:color w:val="8064A2" w:themeColor="accent4"/>
+        </w:rPr>
+        <w:t>models</w:t>
+      </w:r>
+      <w:proofErr w:type="gramEnd"/>
+      <w:r>
+        <w:rPr>
+          <w:color w:val="8064A2" w:themeColor="accent4"/>
+        </w:rPr>
+        <w:t xml:space="preserve"> development is based on Python 3.12.10 with the use of packages, but not limited to, Pandas, NumPy, matplotlib, seaborn, scikit-learn, TensorFlow/</w:t>
+      </w:r>
+      <w:proofErr w:type="spellStart"/>
+      <w:r>
+        <w:rPr>
+          <w:color w:val="8064A2" w:themeColor="accent4"/>
+        </w:rPr>
+        <w:t>Keras</w:t>
+      </w:r>
+      <w:proofErr w:type="spellEnd"/>
+      <w:r>
+        <w:rPr>
+          <w:color w:val="8064A2" w:themeColor="accent4"/>
+        </w:rPr>
+        <w:t xml:space="preserve">, </w:t>
+      </w:r>
+      <w:proofErr w:type="spellStart"/>
+      <w:r>
+        <w:rPr>
+          <w:color w:val="8064A2" w:themeColor="accent4"/>
+        </w:rPr>
+        <w:t>statsmodels</w:t>
+      </w:r>
+      <w:proofErr w:type="spellEnd"/>
+      <w:r>
+        <w:rPr>
+          <w:color w:val="8064A2" w:themeColor="accent4"/>
+        </w:rPr>
+        <w:t xml:space="preserve">, </w:t>
+      </w:r>
+      <w:proofErr w:type="spellStart"/>
+      <w:r>
+        <w:rPr>
+          <w:color w:val="8064A2" w:themeColor="accent4"/>
+        </w:rPr>
+        <w:t>yfinance</w:t>
+      </w:r>
+      <w:proofErr w:type="spellEnd"/>
+      <w:r>
+        <w:rPr>
+          <w:color w:val="8064A2" w:themeColor="accent4"/>
+        </w:rPr>
+        <w:t>, etc. For detail version, please refer to requirements.txt</w:t>
+      </w:r>
+    </w:p>
     <w:p/>
     <w:p>
       <w:pPr>
@@ -724,6 +793,7 @@
         <w:rPr>
           <w:lang w:val="en-HK"/>
         </w:rPr>
+        <w:lastRenderedPageBreak/>
         <w:t>The LSTM architecture employed recurrent neural network structures capable of capturing long-term temporal dependencies. Hyperparameter tuning included adjustments to the number of hidden neurons, learning rates, epoch counts, batch sizes, and sequence lengths.</w:t>
       </w:r>
     </w:p>
@@ -737,7 +807,6 @@
         <w:rPr>
           <w:lang w:val="en-HK"/>
         </w:rPr>
-        <w:lastRenderedPageBreak/>
         <w:t>All results were generated programmatically using Python without hard-coded forecasting outputs. This ensures transparency, reproducibility, and consistency across model evaluations.</w:t>
       </w:r>
     </w:p>
